--- a/src/templates/Double.docx
+++ b/src/templates/Double.docx
@@ -53,7 +53,7 @@
             <w:tr>
               <w:trPr>
                 <w:cantSplit/>
-                <w:trHeight w:hRule="exact" w:val="1963"/>
+                <w:trHeight w:hRule="exact" w:val="2052"/>
               </w:trPr>
               <w:tc>
                 <w:tcPr>
@@ -93,25 +93,13 @@
                     <w:t>{{Label1.DescAndWeight}}</w:t>
                   </w:r>
                 </w:p>
-                <w:p>
-                  <w:pPr>
-                    <w:spacing w:line="216" w:lineRule="auto"/>
-                    <w:rPr>
-                      <w:rFonts w:ascii="Arial" w:hAnsi="Arial" w:cs="Arial"/>
-                      <w:b/>
-                      <w:bCs/>
-                      <w:sz w:val="32"/>
-                      <w:szCs w:val="32"/>
-                    </w:rPr>
-                  </w:pPr>
-                </w:p>
               </w:tc>
             </w:tr>
           </w:tbl>
           <w:tbl>
             <w:tblPr>
               <w:tblStyle w:val="TableGrid"/>
-              <w:tblpPr w:vertAnchor="page" w:horzAnchor="margin" w:tblpXSpec="center" w:tblpY="2455"/>
+              <w:tblpPr w:vertAnchor="page" w:horzAnchor="margin" w:tblpXSpec="center" w:tblpY="2561"/>
               <w:tblOverlap w:val="never"/>
               <w:tblW w:w="2340" w:type="dxa"/>
               <w:jc w:val="center"/>
@@ -241,47 +229,31 @@
                 <w:rFonts w:ascii="Arial" w:hAnsi="Arial" w:cs="Arial"/>
                 <w:b/>
                 <w:bCs/>
-                <w:sz w:val="6"/>
-                <w:szCs w:val="6"/>
-              </w:rPr>
-            </w:pPr>
-            <w:r>
-              <w:rPr>
-                <w:sz w:val="20"/>
-                <w:szCs w:val="20"/>
-              </w:rPr>
-              <w:t xml:space="preserve">{{Label1.Lineage}}  </w:t>
-            </w:r>
-            <w:r>
-              <w:rPr>
-                <w:sz w:val="6"/>
-                <w:szCs w:val="6"/>
-              </w:rPr>
-              <w:t>{{Label1.ProductVendor</w:t>
-            </w:r>
-            <w:r>
-              <w:rPr>
-                <w:sz w:val="20"/>
-                <w:szCs w:val="20"/>
-              </w:rPr>
-              <w:t>}}</w:t>
-            </w:r>
-          </w:p>
-          <w:p>
-            <w:pPr>
-              <w:rPr>
-                <w:rFonts w:ascii="Arial" w:hAnsi="Arial" w:cs="Arial"/>
-                <w:b/>
-                <w:bCs/>
-                <w:sz w:val="11"/>
-                <w:szCs w:val="11"/>
+                <w:sz w:val="10"/>
+                <w:szCs w:val="10"/>
               </w:rPr>
             </w:pPr>
             <w:r>
               <w:rPr>
                 <w:rFonts w:ascii="Arial" w:hAnsi="Arial" w:cs="Arial"/>
+                <w:sz w:val="10"/>
+                <w:szCs w:val="10"/>
+              </w:rPr>
+              <w:t>{{Label1.Lineage}} {{Label1.ProductVendor}}</w:t>
+            </w:r>
+            <w:r>
+              <w:rPr>
+                <w:rFonts w:ascii="Arial" w:hAnsi="Arial" w:cs="Arial"/>
                 <w:b/>
                 <w:bCs/>
+                <w:sz w:val="10"/>
+                <w:szCs w:val="10"/>
+              </w:rPr>
+              <w:t xml:space="preserve"> </w:t>
+            </w:r>
+            <w:r>
+              <w:rPr>
+                <w:rFonts w:ascii="Arial" w:hAnsi="Arial" w:cs="Arial"/>
                 <w:sz w:val="10"/>
                 <w:szCs w:val="10"/>
               </w:rPr>
@@ -311,6 +283,9 @@
                 <w:szCs w:val="20"/>
               </w:rPr>
             </w:pPr>
+            <w:r>
+              <w:t>{{Label1.QR}}</w:t>
+            </w:r>
           </w:p>
         </w:tc>
       </w:tr>

--- a/src/templates/Double.docx
+++ b/src/templates/Double.docx
@@ -305,6 +305,16 @@
           <w:vanish/>
         </w:rPr>
         <w:t xml:space="preserve"> </w:t>
+      </w:r>
+    </w:p>
+    <w:p>
+      <w:r>
+        <w:t>{{Label1.Lineage}} {{Label1.ProductVendor}} {{Label1.WeightUnits}}</w:t>
+      </w:r>
+    </w:p>
+    <w:p>
+      <w:r>
+        <w:t>{{Label1.ProductStrain}} {{Label1.WeightUnits}}</w:t>
       </w:r>
     </w:p>
     <w:sectPr>

--- a/src/templates/Double.docx
+++ b/src/templates/Double.docx
@@ -305,16 +305,6 @@
           <w:vanish/>
         </w:rPr>
         <w:t xml:space="preserve"> </w:t>
-      </w:r>
-    </w:p>
-    <w:p>
-      <w:r>
-        <w:t>{{Label1.Lineage}} {{Label1.ProductVendor}} {{Label1.WeightUnits}}</w:t>
-      </w:r>
-    </w:p>
-    <w:p>
-      <w:r>
-        <w:t>{{Label1.ProductStrain}} {{Label1.WeightUnits}}</w:t>
       </w:r>
     </w:p>
     <w:sectPr>
